--- a/Task3/Report/report.docx
+++ b/Task3/Report/report.docx
@@ -46,6 +46,7 @@
         <w:rPr>
           <w:highlight w:val="none"/>
           <w:lang w:val="ru-RU"/>
+          <w14:ligatures w14:val="none"/>
         </w:rPr>
       </w:r>
       <w:r>
@@ -79,8 +80,281 @@
       <w:r>
         <w:rPr>
           <w:highlight w:val="none"/>
+          <w:lang w:val="en-US"/>
+          <w14:ligatures w14:val="none"/>
+        </w:rPr>
+        <w:t xml:space="preserve">.</w:t>
+      </w:r>
+      <w:r>
+        <w:rPr>
+          <w:highlight w:val="none"/>
           <w:lang w:val="ru-RU"/>
-        </w:rPr>
+          <w14:ligatures w14:val="none"/>
+        </w:rPr>
+      </w:r>
+      <w:r>
+        <w:rPr>
+          <w:highlight w:val="none"/>
+          <w:lang w:val="ru-RU"/>
+          <w14:ligatures w14:val="none"/>
+        </w:rPr>
+      </w:r>
+    </w:p>
+    <w:p>
+      <w:pPr>
+        <w:pStyle w:val="864"/>
+        <w:suppressLineNumbers w:val="false"/>
+        <w:pBdr/>
+        <w:spacing/>
+        <w:ind/>
+        <w:rPr>
+          <w:highlight w:val="none"/>
+          <w:lang w:val="ru-RU"/>
+          <w14:ligatures w14:val="none"/>
+        </w:rPr>
+      </w:pPr>
+      <w:r>
+        <w:rPr>
+          <w:highlight w:val="none"/>
+          <w:lang w:val="ru-RU" w:bidi="ru-RU"/>
+        </w:rPr>
+      </w:r>
+      <w:r>
+        <w:rPr>
+          <w:highlight w:val="none"/>
+          <w:lang w:val="ru-RU"/>
+        </w:rPr>
+        <w:t xml:space="preserve">Алексеев Павел,</w:t>
+      </w:r>
+      <w:r>
+        <w:rPr>
+          <w:highlight w:val="none"/>
+          <w:lang w:val="en-US"/>
+        </w:rPr>
+        <w:t xml:space="preserve"> </w:t>
+      </w:r>
+      <w:r>
+        <w:rPr>
+          <w:highlight w:val="none"/>
+          <w:lang w:val="ru-RU"/>
+        </w:rPr>
+        <w:t xml:space="preserve">группа 9, курс 3, ФКН, </w:t>
+      </w:r>
+      <w:r>
+        <w:rPr>
+          <w:highlight w:val="none"/>
+          <w:lang w:val="ru-RU"/>
+        </w:rPr>
+        <w:t xml:space="preserve">ВГУ</w:t>
+      </w:r>
+      <w:r>
+        <w:rPr>
+          <w:highlight w:val="none"/>
+          <w:lang w:val="ru-RU"/>
+        </w:rPr>
+        <w:t xml:space="preserve">.</w:t>
+      </w:r>
+      <w:r>
+        <w:rPr>
+          <w:highlight w:val="none"/>
+          <w:lang w:val="ru-RU"/>
+          <w14:ligatures w14:val="none"/>
+        </w:rPr>
+      </w:r>
+      <w:r>
+        <w:rPr>
+          <w:highlight w:val="none"/>
+          <w:lang w:val="ru-RU"/>
+          <w14:ligatures w14:val="none"/>
+        </w:rPr>
+      </w:r>
+    </w:p>
+    <w:p>
+      <w:pPr>
+        <w:pStyle w:val="864"/>
+        <w:pBdr/>
+        <w:spacing/>
+        <w:ind/>
+        <w:jc w:val="center"/>
+        <w:rPr>
+          <w:lang w:val="ru-RU"/>
+        </w:rPr>
+      </w:pPr>
+      <w:r>
+        <w:rPr>
+          <w:lang w:val="ru-RU" w:bidi="ru-RU"/>
+        </w:rPr>
+      </w:r>
+      <w:r>
+        <w:rPr>
+          <w:lang w:val="ru-RU"/>
+        </w:rPr>
+      </w:r>
+      <w:r>
+        <w:rPr>
+          <w:lang w:val="ru-RU"/>
+        </w:rPr>
+      </w:r>
+    </w:p>
+    <w:p>
+      <w:pPr>
+        <w:pStyle w:val="845"/>
+        <w:suppressLineNumbers w:val="false"/>
+        <w:pBdr/>
+        <w:spacing/>
+        <w:ind/>
+        <w:rPr>
+          <w:lang w:val="ru-RU"/>
+          <w14:ligatures w14:val="none"/>
+        </w:rPr>
+      </w:pPr>
+      <w:r>
+        <w:rPr>
+          <w:highlight w:val="none"/>
+          <w:lang w:val="ru-RU"/>
+        </w:rPr>
+        <w:t xml:space="preserve">Объявление </w:t>
+      </w:r>
+      <w:r>
+        <w:rPr>
+          <w:highlight w:val="none"/>
+          <w:lang w:val="ru-RU"/>
+        </w:rPr>
+        <w:t xml:space="preserve">ста</w:t>
+      </w:r>
+      <w:r>
+        <w:rPr>
+          <w:highlight w:val="none"/>
+          <w:lang w:val="ru-RU"/>
+        </w:rPr>
+        <w:t xml:space="preserve">ндар</w:t>
+      </w:r>
+      <w:r>
+        <w:rPr>
+          <w:highlight w:val="none"/>
+          <w:lang w:val="ru-RU"/>
+        </w:rPr>
+        <w:t xml:space="preserve">тных</w:t>
+      </w:r>
+      <w:r>
+        <w:rPr>
+          <w:highlight w:val="none"/>
+          <w:lang w:val="ru-RU"/>
+        </w:rPr>
+        <w:t xml:space="preserve"> </w:t>
+      </w:r>
+      <w:r>
+        <w:rPr>
+          <w:highlight w:val="none"/>
+          <w:lang w:val="ru-RU"/>
+        </w:rPr>
+        <w:t xml:space="preserve">функций </w:t>
+      </w:r>
+      <w:r>
+        <w:rPr>
+          <w:highlight w:val="none"/>
+          <w:lang w:val="ru-RU"/>
+        </w:rPr>
+        <w:t xml:space="preserve">и констант</w:t>
+      </w:r>
+      <w:r>
+        <w:rPr>
+          <w:lang w:val="ru-RU"/>
+          <w14:ligatures w14:val="none"/>
+        </w:rPr>
+      </w:r>
+      <w:r>
+        <w:rPr>
+          <w:lang w:val="ru-RU"/>
+          <w14:ligatures w14:val="none"/>
+        </w:rPr>
+      </w:r>
+    </w:p>
+    <w:p>
+      <w:pPr>
+        <w:pBdr/>
+        <w:spacing/>
+        <w:ind/>
+        <w:rPr>
+          <w:highlight w:val="none"/>
+          <w:lang w:val="ru-RU" w:bidi="ru-RU"/>
+          <w14:ligatures w14:val="none"/>
+        </w:rPr>
+      </w:pPr>
+      <w:r>
+        <w:rPr>
+          <w:lang w:val="ru-RU" w:bidi="ru-RU"/>
+          <w14:ligatures w14:val="none"/>
+        </w:rPr>
+        <w:t xml:space="preserve">Ниже представлен набор констант и функций, которые используются для построения деталей.</w:t>
+      </w:r>
+      <w:r>
+        <w:rPr>
+          <w:highlight w:val="none"/>
+          <w:lang w:val="ru-RU" w:bidi="ru-RU"/>
+          <w14:ligatures w14:val="none"/>
+        </w:rPr>
+      </w:r>
+      <w:r>
+        <w:rPr>
+          <w:highlight w:val="none"/>
+          <w:lang w:val="ru-RU" w:bidi="ru-RU"/>
+          <w14:ligatures w14:val="none"/>
+        </w:rPr>
+      </w:r>
+    </w:p>
+    <w:p>
+      <w:pPr>
+        <w:pStyle w:val="846"/>
+        <w:pBdr/>
+        <w:spacing/>
+        <w:ind/>
+        <w:rPr>
+          <w:highlight w:val="none"/>
+          <w:lang w:val="ru-RU" w:bidi="ru-RU"/>
+          <w14:ligatures w14:val="none"/>
+        </w:rPr>
+      </w:pPr>
+      <w:r>
+        <w:rPr>
+          <w:highlight w:val="none"/>
+          <w:lang w:val="ru-RU" w:bidi="ru-RU"/>
+          <w14:ligatures w14:val="none"/>
+        </w:rPr>
+        <w:t xml:space="preserve">Вспомогательные Функции</w:t>
+      </w:r>
+      <w:r>
+        <w:rPr>
+          <w:highlight w:val="none"/>
+          <w:lang w:val="ru-RU" w:bidi="ru-RU"/>
+          <w14:ligatures w14:val="none"/>
+        </w:rPr>
+      </w:r>
+      <w:r>
+        <w:rPr>
+          <w:highlight w:val="none"/>
+          <w:lang w:val="ru-RU" w:bidi="ru-RU"/>
+          <w14:ligatures w14:val="none"/>
+        </w:rPr>
+      </w:r>
+    </w:p>
+    <w:p>
+      <w:pPr>
+        <w:pStyle w:val="847"/>
+        <w:pBdr/>
+        <w:spacing/>
+        <w:ind/>
+        <w:rPr>
+          <w:lang w:val="ru-RU" w:bidi="ru-RU"/>
+        </w:rPr>
+      </w:pPr>
+      <w:r>
+        <w:rPr>
+          <w:highlight w:val="none"/>
+          <w:lang w:val="ru-RU" w:bidi="ru-RU"/>
+          <w14:ligatures w14:val="none"/>
+        </w:rPr>
+        <w:t xml:space="preserve">Построение примитивов</w:t>
       </w:r>
       <w:r>
         <w:rPr>
@@ -88,282 +362,11 @@
           <w:lang w:val="en-US"/>
           <w14:ligatures w14:val="none"/>
         </w:rPr>
-        <w:t xml:space="preserve">.</w:t>
-      </w:r>
-      <w:r>
-        <w:rPr>
-          <w:highlight w:val="none"/>
-          <w:lang w:val="ru-RU"/>
-          <w14:ligatures w14:val="none"/>
-        </w:rPr>
-      </w:r>
-    </w:p>
-    <w:p>
-      <w:pPr>
-        <w:pStyle w:val="864"/>
-        <w:suppressLineNumbers w:val="false"/>
-        <w:pBdr/>
-        <w:spacing/>
-        <w:ind/>
-        <w:rPr>
-          <w:highlight w:val="none"/>
-          <w:lang w:val="ru-RU"/>
-          <w14:ligatures w14:val="none"/>
-        </w:rPr>
-      </w:pPr>
-      <w:r>
-        <w:rPr>
-          <w:highlight w:val="none"/>
+        <w:t xml:space="preserve"> (geometry.cpp)</w:t>
+      </w:r>
+      <w:r>
+        <w:rPr>
           <w:lang w:val="ru-RU" w:bidi="ru-RU"/>
-        </w:rPr>
-      </w:r>
-      <w:r>
-        <w:rPr>
-          <w:highlight w:val="none"/>
-          <w:lang w:val="ru-RU"/>
-        </w:rPr>
-        <w:t xml:space="preserve">Алексеев Павел,</w:t>
-      </w:r>
-      <w:r>
-        <w:rPr>
-          <w:highlight w:val="none"/>
-          <w:lang w:val="en-US"/>
-        </w:rPr>
-        <w:t xml:space="preserve"> </w:t>
-      </w:r>
-      <w:r>
-        <w:rPr>
-          <w:highlight w:val="none"/>
-          <w:lang w:val="ru-RU"/>
-        </w:rPr>
-        <w:t xml:space="preserve">группа 9, курс 3, ФКН, </w:t>
-      </w:r>
-      <w:r>
-        <w:rPr>
-          <w:highlight w:val="none"/>
-          <w:lang w:val="ru-RU"/>
-        </w:rPr>
-        <w:t xml:space="preserve">ВГУ</w:t>
-      </w:r>
-      <w:r>
-        <w:rPr>
-          <w:highlight w:val="none"/>
-          <w:lang w:val="ru-RU"/>
-        </w:rPr>
-        <w:t xml:space="preserve">.</w:t>
-      </w:r>
-      <w:r>
-        <w:rPr>
-          <w:highlight w:val="none"/>
-          <w:lang w:val="ru-RU"/>
-        </w:rPr>
-      </w:r>
-      <w:r>
-        <w:rPr>
-          <w:highlight w:val="none"/>
-          <w:lang w:val="ru-RU"/>
-          <w14:ligatures w14:val="none"/>
-        </w:rPr>
-      </w:r>
-    </w:p>
-    <w:p>
-      <w:pPr>
-        <w:pStyle w:val="864"/>
-        <w:pBdr/>
-        <w:spacing/>
-        <w:ind/>
-        <w:jc w:val="center"/>
-        <w:rPr>
-          <w:lang w:val="ru-RU"/>
-        </w:rPr>
-      </w:pPr>
-      <w:r>
-        <w:rPr>
-          <w:lang w:val="ru-RU" w:bidi="ru-RU"/>
-        </w:rPr>
-      </w:r>
-      <w:r>
-        <w:rPr>
-          <w:lang w:val="ru-RU"/>
-        </w:rPr>
-      </w:r>
-      <w:r>
-        <w:rPr>
-          <w:lang w:val="ru-RU"/>
-        </w:rPr>
-      </w:r>
-    </w:p>
-    <w:p>
-      <w:pPr>
-        <w:pStyle w:val="845"/>
-        <w:suppressLineNumbers w:val="false"/>
-        <w:pBdr/>
-        <w:spacing/>
-        <w:ind/>
-        <w:rPr>
-          <w:lang w:val="ru-RU"/>
-          <w14:ligatures w14:val="none"/>
-        </w:rPr>
-      </w:pPr>
-      <w:r>
-        <w:rPr>
-          <w:highlight w:val="none"/>
-          <w:lang w:val="ru-RU"/>
-        </w:rPr>
-        <w:t xml:space="preserve">Объявление </w:t>
-      </w:r>
-      <w:r>
-        <w:rPr>
-          <w:highlight w:val="none"/>
-          <w:lang w:val="ru-RU"/>
-        </w:rPr>
-        <w:t xml:space="preserve">ста</w:t>
-      </w:r>
-      <w:r>
-        <w:rPr>
-          <w:highlight w:val="none"/>
-          <w:lang w:val="ru-RU"/>
-        </w:rPr>
-        <w:t xml:space="preserve">ндар</w:t>
-      </w:r>
-      <w:r>
-        <w:rPr>
-          <w:highlight w:val="none"/>
-          <w:lang w:val="ru-RU"/>
-        </w:rPr>
-        <w:t xml:space="preserve">тных</w:t>
-      </w:r>
-      <w:r>
-        <w:rPr>
-          <w:highlight w:val="none"/>
-          <w:lang w:val="ru-RU"/>
-        </w:rPr>
-        <w:t xml:space="preserve"> </w:t>
-      </w:r>
-      <w:r>
-        <w:rPr>
-          <w:highlight w:val="none"/>
-          <w:lang w:val="ru-RU"/>
-        </w:rPr>
-        <w:t xml:space="preserve">функций </w:t>
-      </w:r>
-      <w:r>
-        <w:rPr>
-          <w:highlight w:val="none"/>
-          <w:lang w:val="ru-RU"/>
-        </w:rPr>
-        <w:t xml:space="preserve">и констант</w:t>
-      </w:r>
-      <w:r>
-        <w:rPr>
-          <w:lang w:val="ru-RU"/>
-          <w14:ligatures w14:val="none"/>
-        </w:rPr>
-      </w:r>
-      <w:r>
-        <w:rPr>
-          <w:lang w:val="ru-RU"/>
-          <w14:ligatures w14:val="none"/>
-        </w:rPr>
-      </w:r>
-    </w:p>
-    <w:p>
-      <w:pPr>
-        <w:pBdr/>
-        <w:spacing/>
-        <w:ind/>
-        <w:rPr>
-          <w:highlight w:val="none"/>
-          <w:lang w:val="ru-RU" w:bidi="ru-RU"/>
-          <w14:ligatures w14:val="none"/>
-        </w:rPr>
-      </w:pPr>
-      <w:r>
-        <w:rPr>
-          <w:lang w:val="ru-RU" w:bidi="ru-RU"/>
-          <w14:ligatures w14:val="none"/>
-        </w:rPr>
-        <w:t xml:space="preserve">Ниже представлен набор констант и функций, которые используются для построения деталей.</w:t>
-      </w:r>
-      <w:r>
-        <w:rPr>
-          <w:highlight w:val="none"/>
-          <w:lang w:val="ru-RU" w:bidi="ru-RU"/>
-          <w14:ligatures w14:val="none"/>
-        </w:rPr>
-      </w:r>
-      <w:r>
-        <w:rPr>
-          <w:highlight w:val="none"/>
-          <w:lang w:val="ru-RU" w:bidi="ru-RU"/>
-          <w14:ligatures w14:val="none"/>
-        </w:rPr>
-      </w:r>
-    </w:p>
-    <w:p>
-      <w:pPr>
-        <w:pStyle w:val="846"/>
-        <w:pBdr/>
-        <w:spacing/>
-        <w:ind/>
-        <w:rPr>
-          <w:highlight w:val="none"/>
-          <w:lang w:val="ru-RU" w:bidi="ru-RU"/>
-          <w14:ligatures w14:val="none"/>
-        </w:rPr>
-      </w:pPr>
-      <w:r>
-        <w:rPr>
-          <w:highlight w:val="none"/>
-          <w:lang w:val="ru-RU" w:bidi="ru-RU"/>
-          <w14:ligatures w14:val="none"/>
-        </w:rPr>
-        <w:t xml:space="preserve">Вспомогательные Функции</w:t>
-      </w:r>
-      <w:r>
-        <w:rPr>
-          <w:highlight w:val="none"/>
-          <w:lang w:val="ru-RU" w:bidi="ru-RU"/>
-          <w14:ligatures w14:val="none"/>
-        </w:rPr>
-      </w:r>
-      <w:r>
-        <w:rPr>
-          <w:highlight w:val="none"/>
-          <w:lang w:val="ru-RU" w:bidi="ru-RU"/>
-          <w14:ligatures w14:val="none"/>
-        </w:rPr>
-      </w:r>
-    </w:p>
-    <w:p>
-      <w:pPr>
-        <w:pStyle w:val="847"/>
-        <w:pBdr/>
-        <w:spacing/>
-        <w:ind/>
-        <w:rPr>
-          <w:lang w:val="ru-RU" w:bidi="ru-RU"/>
-        </w:rPr>
-      </w:pPr>
-      <w:r>
-        <w:rPr>
-          <w:highlight w:val="none"/>
-          <w:lang w:val="ru-RU" w:bidi="ru-RU"/>
-          <w14:ligatures w14:val="none"/>
-        </w:rPr>
-        <w:t xml:space="preserve">Построение примитивов</w:t>
-      </w:r>
-      <w:r>
-        <w:rPr>
-          <w:highlight w:val="none"/>
-          <w:lang w:val="en-US"/>
-          <w14:ligatures w14:val="none"/>
-        </w:rPr>
-        <w:t xml:space="preserve"> (geometry.cpp)</w:t>
-      </w:r>
-      <w:r>
-        <w:rPr>
-          <w:lang w:val="ru-RU"/>
         </w:rPr>
       </w:r>
       <w:r>
@@ -1345,7 +1348,7 @@
       <w:r>
         <w:rPr>
           <w:highlight w:val="none"/>
-          <w:lang w:val="ru-RU" w:bidi="ru-RU"/>
+          <w:lang w:val="ru-RU"/>
           <w14:ligatures w14:val="none"/>
         </w:rPr>
       </w:r>
@@ -1747,7 +1750,6 @@
       </w:r>
       <w:r>
         <w:rPr>
-          <w:highlight w:val="none"/>
           <w:lang w:val="ru-RU"/>
         </w:rPr>
       </w:r>
@@ -2019,35 +2021,59 @@
       </w:r>
       <w:r>
         <w:rPr>
+          <w:lang w:val="ru-RU"/>
+        </w:rPr>
+      </w:r>
+      <w:r>
+        <w:rPr>
+          <w:lang w:val="ru-RU"/>
+        </w:rPr>
+      </w:r>
+    </w:p>
+    <w:p>
+      <w:pPr>
+        <w:pBdr/>
+        <w:spacing/>
+        <w:ind/>
+        <w:rPr>
           <w:highlight w:val="none"/>
           <w:lang w:val="ru-RU"/>
           <w14:ligatures w14:val="none"/>
         </w:rPr>
-      </w:r>
-      <w:r>
-        <w:rPr>
-          <w:lang w:val="ru-RU"/>
-        </w:rPr>
-      </w:r>
-    </w:p>
-    <w:p>
-      <w:pPr>
-        <w:pBdr/>
-        <w:spacing/>
-        <w:ind/>
+      </w:pPr>
+      <w:r>
+        <w:rPr>
+          <w:highlight w:val="none"/>
+          <w:lang w:val="en-US"/>
+          <w14:ligatures w14:val="none"/>
+        </w:rPr>
+      </w:r>
+      <w:r>
         <w:rPr>
           <w:highlight w:val="none"/>
           <w:lang w:val="ru-RU"/>
           <w14:ligatures w14:val="none"/>
         </w:rPr>
-      </w:pPr>
-      <w:r>
+      </w:r>
+      <w:r>
+        <w:rPr>
+          <w:highlight w:val="none"/>
+          <w:lang w:val="ru-RU"/>
+          <w14:ligatures w14:val="none"/>
+        </w:rPr>
+      </w:r>
+    </w:p>
+    <w:p>
+      <w:pPr>
+        <w:pBdr/>
+        <w:spacing/>
+        <w:ind/>
         <w:rPr>
           <w:highlight w:val="none"/>
           <w:lang w:val="en-US"/>
           <w14:ligatures w14:val="none"/>
         </w:rPr>
-      </w:r>
+      </w:pPr>
       <w:r>
         <w:rPr>
           <w:highlight w:val="none"/>
@@ -2058,35 +2084,44 @@
       <w:r>
         <w:rPr>
           <w:highlight w:val="none"/>
-          <w:lang w:val="ru-RU"/>
+          <w:lang w:val="en-US"/>
           <w14:ligatures w14:val="none"/>
         </w:rPr>
       </w:r>
-    </w:p>
-    <w:p>
-      <w:pPr>
-        <w:pBdr/>
-        <w:spacing/>
-        <w:ind/>
+      <w:r>
         <w:rPr>
           <w:highlight w:val="none"/>
           <w:lang w:val="en-US"/>
           <w14:ligatures w14:val="none"/>
         </w:rPr>
-      </w:pPr>
-      <w:r>
+      </w:r>
+    </w:p>
+    <w:p>
+      <w:pPr>
+        <w:pBdr/>
+        <w:spacing/>
+        <w:ind/>
         <w:rPr>
           <w:highlight w:val="none"/>
           <w:lang w:val="en-US"/>
           <w14:ligatures w14:val="none"/>
         </w:rPr>
-      </w:r>
+      </w:pPr>
       <w:r>
         <w:rPr>
           <w:highlight w:val="none"/>
           <w:lang w:val="en-US"/>
           <w14:ligatures w14:val="none"/>
         </w:rPr>
+        <w:t xml:space="preserve">CreateSketchOnPlaneParallel</w:t>
+      </w:r>
+      <w:r>
+        <w:rPr>
+          <w:highlight w:val="none"/>
+          <w:lang w:val="ru-RU"/>
+          <w14:ligatures w14:val="none"/>
+        </w:rPr>
+        <w:t xml:space="preserve"> создает эскиз на плоскости, параллельной </w:t>
       </w:r>
       <w:r>
         <w:rPr>
@@ -2094,78 +2129,45 @@
           <w:lang w:val="en-US"/>
           <w14:ligatures w14:val="none"/>
         </w:rPr>
-      </w:r>
-    </w:p>
-    <w:p>
-      <w:pPr>
-        <w:pBdr/>
-        <w:spacing/>
-        <w:ind/>
+        <w:t xml:space="preserve">ZX </w:t>
+      </w:r>
+      <w:r>
+        <w:rPr>
+          <w:highlight w:val="none"/>
+          <w:lang w:val="ru-RU"/>
+          <w14:ligatures w14:val="none"/>
+        </w:rPr>
+        <w:t xml:space="preserve">со смещением по оси </w:t>
+      </w:r>
+      <w:r>
         <w:rPr>
           <w:highlight w:val="none"/>
           <w:lang w:val="en-US"/>
           <w14:ligatures w14:val="none"/>
         </w:rPr>
-      </w:pPr>
+        <w:t xml:space="preserve">0Y. </w:t>
+      </w:r>
+      <w:r>
+        <w:rPr>
+          <w:highlight w:val="none"/>
+          <w:lang w:val="ru-RU"/>
+          <w14:ligatures w14:val="none"/>
+        </w:rPr>
+        <w:t xml:space="preserve">Использована при построении бобышки</w:t>
+      </w:r>
       <w:r>
         <w:rPr>
           <w:highlight w:val="none"/>
           <w:lang w:val="en-US"/>
           <w14:ligatures w14:val="none"/>
         </w:rPr>
-        <w:t xml:space="preserve">CreateSketchOnPlaneParallel</w:t>
-      </w:r>
-      <w:r>
-        <w:rPr>
-          <w:highlight w:val="none"/>
-          <w:lang w:val="ru-RU"/>
-          <w14:ligatures w14:val="none"/>
-        </w:rPr>
-        <w:t xml:space="preserve"> создает эскиз на плоскости, параллельной </w:t>
+        <w:t xml:space="preserve">.</w:t>
       </w:r>
       <w:r>
         <w:rPr>
           <w:highlight w:val="none"/>
           <w:lang w:val="en-US"/>
           <w14:ligatures w14:val="none"/>
-        </w:rPr>
-        <w:t xml:space="preserve">ZX </w:t>
-      </w:r>
-      <w:r>
-        <w:rPr>
-          <w:highlight w:val="none"/>
-          <w:lang w:val="ru-RU"/>
-          <w14:ligatures w14:val="none"/>
-        </w:rPr>
-        <w:t xml:space="preserve">со смещением по оси </w:t>
-      </w:r>
-      <w:r>
-        <w:rPr>
-          <w:highlight w:val="none"/>
-          <w:lang w:val="en-US"/>
-          <w14:ligatures w14:val="none"/>
-        </w:rPr>
-        <w:t xml:space="preserve">0Y. </w:t>
-      </w:r>
-      <w:r>
-        <w:rPr>
-          <w:highlight w:val="none"/>
-          <w:lang w:val="ru-RU"/>
-          <w14:ligatures w14:val="none"/>
-        </w:rPr>
-        <w:t xml:space="preserve">Использована при построении бобышки</w:t>
-      </w:r>
-      <w:r>
-        <w:rPr>
-          <w:highlight w:val="none"/>
-          <w:lang w:val="en-US"/>
-          <w14:ligatures w14:val="none"/>
-        </w:rPr>
-        <w:t xml:space="preserve">.</w:t>
-      </w:r>
-      <w:r>
-        <w:rPr>
-          <w:lang w:val="ru-RU"/>
         </w:rPr>
       </w:r>
       <w:r>
@@ -2737,7 +2739,7 @@
       <w:r>
         <w:rPr>
           <w:highlight w:val="none"/>
-          <w:lang w:val="ru-RU" w:bidi="ru-RU"/>
+          <w:lang w:val="en-US"/>
           <w14:ligatures w14:val="none"/>
         </w:rPr>
       </w:r>
@@ -2889,7 +2891,7 @@
       <w:r>
         <w:rPr>
           <w:highlight w:val="none"/>
-          <w:lang w:val="ru-RU" w:bidi="ru-RU"/>
+          <w:lang w:val="ru-RU"/>
           <w14:ligatures w14:val="none"/>
         </w:rPr>
       </w:r>
@@ -3148,7 +3150,7 @@
       <w:r>
         <w:rPr>
           <w:highlight w:val="none"/>
-          <w:lang w:val="ru-RU"/>
+          <w:lang w:val="ru-RU" w:bidi="ru-RU"/>
           <w14:ligatures w14:val="none"/>
         </w:rPr>
       </w:r>
@@ -3231,7 +3233,8 @@
       <w:r>
         <w:rPr>
           <w:highlight w:val="none"/>
-          <w:lang w:val="ru-RU" w:bidi="ru-RU"/>
+          <w:lang w:val="ru-RU"/>
+          <w14:ligatures w14:val="none"/>
         </w:rPr>
       </w:r>
       <w:r>
@@ -3478,7 +3481,8 @@
       <w:r>
         <w:rPr>
           <w:highlight w:val="none"/>
-          <w:lang w:val="ru-RU"/>
+          <w:lang w:val="ru-RU" w:bidi="ru-RU"/>
+          <w14:ligatures w14:val="none"/>
         </w:rPr>
       </w:r>
       <w:r>
@@ -3870,6 +3874,11 @@
           <w14:ligatures w14:val="none"/>
         </w:rPr>
       </w:r>
+      <w:r>
+        <w:rPr>
+          <w14:ligatures w14:val="none"/>
+        </w:rPr>
+      </w:r>
     </w:p>
     <w:p>
       <w:pPr>
@@ -3880,6 +3889,11 @@
           <w14:ligatures w14:val="none"/>
         </w:rPr>
       </w:pPr>
+      <w:r>
+        <w:rPr>
+          <w14:ligatures w14:val="none"/>
+        </w:rPr>
+      </w:r>
       <w:r>
         <w:rPr>
           <w14:ligatures w14:val="none"/>
@@ -3974,6 +3988,11 @@
           <w14:ligatures w14:val="none"/>
         </w:rPr>
       </w:r>
+      <w:r>
+        <w:rPr>
+          <w14:ligatures w14:val="none"/>
+        </w:rPr>
+      </w:r>
     </w:p>
     <w:p>
       <w:pPr>
@@ -4019,8 +4038,7 @@
       </w:r>
       <w:r>
         <w:rPr>
-          <w:highlight w:val="none"/>
-          <w:lang w:val="ru-RU" w:bidi="ru-RU"/>
+          <w14:ligatures w14:val="none"/>
         </w:rPr>
       </w:r>
       <w:r>
@@ -4352,16 +4370,18 @@
       </w:r>
       <w:r>
         <w:rPr>
-          <w:lang w:val="ru-RU"/>
-        </w:rPr>
-      </w:r>
-      <w:r>
-        <w:rPr>
           <w:highlight w:val="none"/>
           <w:lang w:val="ru-RU"/>
           <w14:ligatures w14:val="none"/>
         </w:rPr>
       </w:r>
+      <w:r>
+        <w:rPr>
+          <w:highlight w:val="none"/>
+          <w:lang w:val="ru-RU"/>
+          <w14:ligatures w14:val="none"/>
+        </w:rPr>
+      </w:r>
     </w:p>
     <w:p>
       <w:pPr>
@@ -4381,6 +4401,7 @@
       <w:r>
         <w:rPr>
           <w:highlight w:val="none"/>
+          <w14:ligatures w14:val="none"/>
         </w:rPr>
       </w:r>
       <w:r>
@@ -4534,6 +4555,7 @@
       <w:r>
         <w:rPr>
           <w:highlight w:val="none"/>
+          <w14:ligatures w14:val="none"/>
         </w:rPr>
       </w:r>
       <w:r>
@@ -4590,7 +4612,7 @@
                       </pic:nvPicPr>
                       <pic:blipFill rotWithShape="1">
                         <a:blip r:embed="rId22"/>
-                        <a:srcRect l="0" t="0" r="0" b="237"/>
+                        <a:srcRect l="0" t="0" r="0" b="236"/>
                         <a:stretch/>
                       </pic:blipFill>
                       <pic:spPr bwMode="auto">
@@ -4806,6 +4828,7 @@
       <w:r>
         <w:rPr>
           <w:highlight w:val="none"/>
+          <w14:ligatures w14:val="none"/>
         </w:rPr>
       </w:r>
       <w:r>
@@ -5092,6 +5115,12 @@
           <w:lang w:val="ru-RU"/>
         </w:rPr>
       </w:r>
+      <w:r>
+        <w:rPr>
+          <w:highlight w:val="none"/>
+          <w:lang w:val="ru-RU"/>
+        </w:rPr>
+      </w:r>
     </w:p>
     <w:p>
       <w:pPr>
@@ -5252,6 +5281,7 @@
         <w:rPr>
           <w:highlight w:val="none"/>
           <w:lang w:val="ru-RU" w:bidi="ru-RU"/>
+          <w14:ligatures w14:val="none"/>
         </w:rPr>
       </w:r>
       <w:r>
@@ -6255,8 +6285,7 @@
       </w:r>
       <w:r>
         <w:rPr>
-          <w:highlight w:val="none"/>
-          <w:lang w:val="ru-RU" w:bidi="ru-RU"/>
+          <w:lang w:val="ru-RU"/>
         </w:rPr>
       </w:r>
       <w:r>
@@ -6503,7 +6532,8 @@
       </w:r>
       <w:r>
         <w:rPr>
-          <w:lang w:val="ru-RU"/>
+          <w:highlight w:val="none"/>
+          <w:lang w:val="ru-RU" w:bidi="ru-RU"/>
         </w:rPr>
       </w:r>
       <w:r>
@@ -7189,7 +7219,7 @@
       <w:pPr>
         <w:pBdr/>
         <w:spacing/>
-        <w:ind/>
+        <w:ind w:firstLine="0"/>
         <w:rPr>
           <w:lang w:val="ru-RU"/>
         </w:rPr>
@@ -7461,76 +7491,12 @@
           <w:lang w:val="ru-RU"/>
         </w:rPr>
       </w:r>
-    </w:p>
-    <w:p>
-      <w:pPr>
-        <w:pBdr/>
-        <w:spacing/>
-        <w:ind/>
-        <w:rPr>
-          <w:highlight w:val="none"/>
-          <w:lang w:val="ru-RU"/>
-        </w:rPr>
-      </w:pPr>
-      <w:r>
-        <w:rPr>
-          <w:highlight w:val="none"/>
-          <w:lang w:val="ru-RU" w:bidi="ru-RU"/>
-        </w:rPr>
-      </w:r>
-      <w:r>
-        <w:rPr>
-          <w:highlight w:val="none"/>
-          <w:lang w:val="ru-RU"/>
-        </w:rPr>
-      </w:r>
-      <w:r>
-        <w:rPr>
-          <w:highlight w:val="none"/>
-          <w:lang w:val="ru-RU"/>
-        </w:rPr>
-      </w:r>
-    </w:p>
-    <w:p>
-      <w:pPr>
-        <w:pBdr/>
-        <w:spacing/>
-        <w:ind/>
-        <w:rPr>
-          <w:highlight w:val="none"/>
-          <w:lang w:val="ru-RU"/>
-        </w:rPr>
-      </w:pPr>
-      <w:r>
-        <w:rPr>
-          <w:highlight w:val="none"/>
-          <w:lang w:val="ru-RU" w:bidi="ru-RU"/>
-        </w:rPr>
-      </w:r>
-      <w:r>
-        <w:rPr>
-          <w:highlight w:val="none"/>
-          <w:lang w:val="ru-RU"/>
-        </w:rPr>
-      </w:r>
-      <w:r>
-        <w:rPr>
-          <w:highlight w:val="none"/>
-          <w:lang w:val="ru-RU"/>
-        </w:rPr>
-      </w:r>
-    </w:p>
-    <w:p>
-      <w:pPr>
-        <w:pBdr/>
-        <w:shd w:val="nil" w:color="auto"/>
-        <w:spacing/>
-        <w:ind/>
+      <w:r>
         <w:rPr>
           <w:lang w:val="ru-RU"/>
           <w14:ligatures w14:val="none"/>
         </w:rPr>
-      </w:pPr>
+      </w:r>
       <w:r>
         <w:rPr>
           <w:lang w:val="ru-RU"/>
@@ -7540,9 +7506,7 @@
       <w:r>
         <w:rPr>
           <w:lang w:val="ru-RU"/>
-          <w14:ligatures w14:val="none"/>
-        </w:rPr>
-        <w:br w:type="page" w:clear="all"/>
+        </w:rPr>
       </w:r>
       <w:r>
         <w:rPr>
@@ -7556,84 +7520,15 @@
           <w14:ligatures w14:val="none"/>
         </w:rPr>
       </w:r>
-    </w:p>
-    <w:p>
-      <w:pPr>
-        <w:pBdr/>
-        <w:spacing/>
-        <w:ind/>
-        <w:rPr/>
-      </w:pPr>
-      <w:r>
-        <w:rPr>
-          <w:lang w:val="ru-RU"/>
-        </w:rPr>
-      </w:r>
-      <w:r>
-        <w:rPr>
-          <w:lang w:val="ru-RU"/>
-        </w:rPr>
-      </w:r>
-      <w:r/>
-    </w:p>
-    <w:p>
-      <w:pPr>
-        <w:pStyle w:val="883"/>
-        <w:pBdr/>
-        <w:spacing/>
-        <w:ind/>
-        <w:jc w:val="left"/>
+      <w:r>
         <w:rPr>
           <w:lang w:val="ru-RU"/>
           <w14:ligatures w14:val="none"/>
         </w:rPr>
-      </w:pPr>
-      <w:r>
-        <w:rPr>
-          <w:lang w:val="ru-RU" w:bidi="ru-RU"/>
-          <w14:ligatures w14:val="none"/>
-        </w:rPr>
       </w:r>
       <w:r>
         <w:rPr>
           <w:lang w:val="ru-RU"/>
-          <w14:ligatures w14:val="none"/>
-        </w:rPr>
-      </w:r>
-      <w:r>
-        <w:rPr>
-          <w:lang w:val="ru-RU"/>
-          <w14:ligatures w14:val="none"/>
-        </w:rPr>
-      </w:r>
-    </w:p>
-    <w:p>
-      <w:pPr>
-        <w:pStyle w:val="883"/>
-        <w:pBdr/>
-        <w:spacing/>
-        <w:ind/>
-        <w:jc w:val="center"/>
-        <w:rPr>
-          <w:lang w:val="ru-RU"/>
-          <w14:ligatures w14:val="none"/>
-        </w:rPr>
-      </w:pPr>
-      <w:r>
-        <w:rPr>
-          <w:lang w:val="ru-RU"/>
-        </w:rPr>
-      </w:r>
-      <w:r>
-        <w:rPr>
-          <w:lang w:val="ru-RU"/>
-          <w14:ligatures w14:val="none"/>
-        </w:rPr>
-      </w:r>
-      <w:r>
-        <w:rPr>
-          <w:lang w:val="ru-RU"/>
-          <w14:ligatures w14:val="none"/>
         </w:rPr>
       </w:r>
     </w:p>
